--- a/storage/templates/normalized-docx/BM-199/BM-199_normalized.docx
+++ b/storage/templates/normalized-docx/BM-199/BM-199_normalized.docx
@@ -804,7 +804,7 @@
                 <w:rFonts w:cs="Times New Roman" w:ascii="Times New Roman" w:hAnsi="Times New Roman"/>
                 <w:szCs w:val="28"/>
               </w:rPr>
-              <w:t>{{document.field}}</w:t>
+              <w:t>{{document.fullDocumentCode}}</w:t>
             </w:r>
             <w:r>
               <w:rPr>
@@ -955,7 +955,7 @@
         <w:rPr>
           <w:rFonts w:cs="Times New Roman" w:ascii="Times New Roman" w:hAnsi="Times New Roman"/>
         </w:rPr>
-        <w:t>{{recipients.field}}</w:t>
+        <w:t>{{recipients.personLine2}}</w:t>
       </w:r>
     </w:p>
     <w:p>
@@ -971,7 +971,7 @@
         <w:rPr>
           <w:rFonts w:cs="Times New Roman" w:ascii="Times New Roman" w:hAnsi="Times New Roman"/>
         </w:rPr>
-        <w:t>{{recipients.field}}</w:t>
+        <w:t>{{recipients.personLine3}}</w:t>
       </w:r>
       <w:r>
         <w:rPr>
@@ -983,9 +983,9 @@
         <w:rPr>
           <w:rFonts w:cs="Times New Roman" w:ascii="Times New Roman" w:hAnsi="Times New Roman"/>
         </w:rPr>
-        <w:t>{{recipients.field}}</w:t>
+        <w:t>{{recipients.personLine4}}</w:t>
         <w:tab/>
-        <w:t>{{recipients.field}}</w:t>
+        <w:t>{{recipients.personLine5}}</w:t>
       </w:r>
     </w:p>
     <w:p>
@@ -1001,9 +1001,9 @@
         <w:rPr>
           <w:rFonts w:cs="Times New Roman" w:ascii="Times New Roman" w:hAnsi="Times New Roman"/>
         </w:rPr>
-        <w:t>{{recipients.field}}</w:t>
+        <w:t>{{recipients.personLine6}}</w:t>
         <w:tab/>
-        <w:t>{{recipients.field}}</w:t>
+        <w:t>{{recipients.personLine7}}</w:t>
       </w:r>
     </w:p>
     <w:p>
@@ -1019,7 +1019,7 @@
         <w:rPr>
           <w:rFonts w:cs="Times New Roman" w:ascii="Times New Roman" w:hAnsi="Times New Roman"/>
         </w:rPr>
-        <w:t>{{recipients.field}}</w:t>
+        <w:t>{{recipients.personLine8}}</w:t>
       </w:r>
     </w:p>
     <w:p>
@@ -1035,7 +1035,7 @@
         <w:rPr>
           <w:rFonts w:cs="Times New Roman" w:ascii="Times New Roman" w:hAnsi="Times New Roman"/>
         </w:rPr>
-        <w:t>{{recipients.field}}</w:t>
+        <w:t>{{recipients.personLine9}}</w:t>
       </w:r>
     </w:p>
     <w:p>
@@ -1051,7 +1051,7 @@
         <w:rPr>
           <w:rFonts w:cs="Times New Roman" w:ascii="Times New Roman" w:hAnsi="Times New Roman"/>
         </w:rPr>
-        <w:t>{{recipients.field}}</w:t>
+        <w:t>{{recipients.personLine10}}</w:t>
       </w:r>
       <w:r>
         <w:rPr>
@@ -1063,7 +1063,7 @@
         <w:rPr>
           <w:rFonts w:cs="Times New Roman" w:ascii="Times New Roman" w:hAnsi="Times New Roman"/>
         </w:rPr>
-        <w:t>{{recipients.field}}</w:t>
+        <w:t>{{recipients.personLine11}}</w:t>
       </w:r>
       <w:r>
         <w:rPr>
@@ -1075,7 +1075,7 @@
         <w:rPr>
           <w:rFonts w:cs="Times New Roman" w:ascii="Times New Roman" w:hAnsi="Times New Roman"/>
         </w:rPr>
-        <w:t>{{recipients.field}}</w:t>
+        <w:t>{{recipients.personLine12}}</w:t>
       </w:r>
     </w:p>
     <w:p>
@@ -1115,7 +1115,7 @@
         <w:rPr>
           <w:rFonts w:cs="Times New Roman" w:ascii="Times New Roman" w:hAnsi="Times New Roman"/>
         </w:rPr>
-        <w:t>{{document.field}}</w:t>
+        <w:t>{{document.issueDate}}</w:t>
       </w:r>
     </w:p>
     <w:p>
@@ -1143,7 +1143,7 @@
         <w:rPr>
           <w:rFonts w:cs="Times New Roman" w:ascii="Times New Roman" w:hAnsi="Times New Roman"/>
         </w:rPr>
-        <w:t>{{recipients.field}}</w:t>
+        <w:t>{{recipients.personLine13}}</w:t>
       </w:r>
     </w:p>
     <w:p>
@@ -1169,7 +1169,7 @@
         <w:rPr>
           <w:rFonts w:cs="Times New Roman" w:ascii="Times New Roman" w:hAnsi="Times New Roman"/>
         </w:rPr>
-        <w:t>{{recipients.field}}</w:t>
+        <w:t>{{recipients.personLine14}}</w:t>
       </w:r>
     </w:p>
     <w:p>
@@ -1185,7 +1185,7 @@
         <w:rPr>
           <w:rFonts w:cs="Times New Roman" w:ascii="Times New Roman" w:hAnsi="Times New Roman"/>
         </w:rPr>
-        <w:t>{{recipients.field}}</w:t>
+        <w:t>{{recipients.personLine14}}</w:t>
       </w:r>
     </w:p>
     <w:p>
@@ -1281,7 +1281,7 @@
         <w:rPr>
           <w:rFonts w:cs="Times New Roman" w:ascii="Times New Roman" w:hAnsi="Times New Roman"/>
         </w:rPr>
-        <w:t>{{document.field}}</w:t>
+        <w:t>{{document.issuePlace}}</w:t>
       </w:r>
     </w:p>
     <w:p>
@@ -1550,7 +1550,7 @@
                 <w:sz w:val="24"/>
                 <w:lang w:val="pt-BR"/>
               </w:rPr>
-              <w:t>{{decision.field}}</w:t>
+              <w:t>{{decision.decisionLine2}}</w:t>
             </w:r>
           </w:p>
           <w:p>
